--- a/intellidocsword.docx
+++ b/intellidocsword.docx
@@ -271,13 +271,9 @@
           <w:sz w:val="28"/>
           <w:szCs w:val="28"/>
         </w:rPr>
-        <w:t xml:space="preserve">Review -1 </w:t>
-      </w:r>
-    </w:p>
-    <w:p>
-      <w:pPr>
-        <w:pStyle w:val="Title"/>
-        <w:spacing w:before="0" w:line="360" w:lineRule="auto"/>
+        <w:t>Review -</w:t>
+      </w:r>
+      <w:r>
         <w:rPr>
           <w:rFonts w:ascii="Times New Roman" w:hAnsi="Times New Roman" w:cs="Times New Roman"/>
           <w:color w:val="000000" w:themeColor="text1"/>
@@ -285,7 +281,8 @@
           <w:sz w:val="28"/>
           <w:szCs w:val="28"/>
         </w:rPr>
-      </w:pPr>
+        <w:t>2</w:t>
+      </w:r>
       <w:r>
         <w:rPr>
           <w:rFonts w:ascii="Times New Roman" w:hAnsi="Times New Roman" w:cs="Times New Roman"/>
@@ -294,9 +291,13 @@
           <w:sz w:val="28"/>
           <w:szCs w:val="28"/>
         </w:rPr>
-        <w:t>Date</w:t>
-      </w:r>
-      <w:r>
+        <w:t xml:space="preserve"> </w:t>
+      </w:r>
+    </w:p>
+    <w:p>
+      <w:pPr>
+        <w:pStyle w:val="Title"/>
+        <w:spacing w:before="0" w:line="360" w:lineRule="auto"/>
         <w:rPr>
           <w:rFonts w:ascii="Times New Roman" w:hAnsi="Times New Roman" w:cs="Times New Roman"/>
           <w:color w:val="000000" w:themeColor="text1"/>
@@ -304,8 +305,7 @@
           <w:sz w:val="28"/>
           <w:szCs w:val="28"/>
         </w:rPr>
-        <w:t xml:space="preserve">: </w:t>
-      </w:r>
+      </w:pPr>
       <w:r>
         <w:rPr>
           <w:rFonts w:ascii="Times New Roman" w:hAnsi="Times New Roman" w:cs="Times New Roman"/>
@@ -314,7 +314,7 @@
           <w:sz w:val="28"/>
           <w:szCs w:val="28"/>
         </w:rPr>
-        <w:t>29</w:t>
+        <w:t>Date</w:t>
       </w:r>
       <w:r>
         <w:rPr>
@@ -324,7 +324,7 @@
           <w:sz w:val="28"/>
           <w:szCs w:val="28"/>
         </w:rPr>
-        <w:t>.</w:t>
+        <w:t xml:space="preserve">: </w:t>
       </w:r>
       <w:r>
         <w:rPr>
@@ -334,7 +334,37 @@
           <w:sz w:val="28"/>
           <w:szCs w:val="28"/>
         </w:rPr>
-        <w:t>01</w:t>
+        <w:t>17</w:t>
+      </w:r>
+      <w:r>
+        <w:rPr>
+          <w:rFonts w:ascii="Times New Roman" w:hAnsi="Times New Roman" w:cs="Times New Roman"/>
+          <w:color w:val="000000" w:themeColor="text1"/>
+          <w:w w:val="105"/>
+          <w:sz w:val="28"/>
+          <w:szCs w:val="28"/>
+        </w:rPr>
+        <w:t>.</w:t>
+      </w:r>
+      <w:r>
+        <w:rPr>
+          <w:rFonts w:ascii="Times New Roman" w:hAnsi="Times New Roman" w:cs="Times New Roman"/>
+          <w:color w:val="000000" w:themeColor="text1"/>
+          <w:w w:val="105"/>
+          <w:sz w:val="28"/>
+          <w:szCs w:val="28"/>
+        </w:rPr>
+        <w:t>0</w:t>
+      </w:r>
+      <w:r>
+        <w:rPr>
+          <w:rFonts w:ascii="Times New Roman" w:hAnsi="Times New Roman" w:cs="Times New Roman"/>
+          <w:color w:val="000000" w:themeColor="text1"/>
+          <w:w w:val="105"/>
+          <w:sz w:val="28"/>
+          <w:szCs w:val="28"/>
+        </w:rPr>
+        <w:t>3</w:t>
       </w:r>
       <w:r>
         <w:rPr>
@@ -1933,7 +1963,6 @@
       <w:pPr>
         <w:pStyle w:val="NormalWeb"/>
         <w:spacing w:line="360" w:lineRule="auto"/>
-        <w:ind w:left="720"/>
         <w:rPr>
           <w:color w:val="000000" w:themeColor="text1"/>
         </w:rPr>
@@ -1947,6 +1976,9 @@
           <w:b/>
           <w:bCs/>
           <w:color w:val="000000" w:themeColor="text1"/>
+          <w:sz w:val="36"/>
+          <w:szCs w:val="36"/>
+          <w:u w:val="single"/>
         </w:rPr>
       </w:pPr>
       <w:r>
@@ -1954,6 +1986,9 @@
           <w:b/>
           <w:bCs/>
           <w:color w:val="000000" w:themeColor="text1"/>
+          <w:sz w:val="36"/>
+          <w:szCs w:val="36"/>
+          <w:u w:val="single"/>
         </w:rPr>
         <w:lastRenderedPageBreak/>
         <w:t>Scope of the Project</w:t>
@@ -1971,7 +2006,7 @@
         <w:rPr>
           <w:color w:val="000000" w:themeColor="text1"/>
         </w:rPr>
-        <w:t xml:space="preserve">The scope of the project is defined to maintain focus and feasibility while delivering meaningful functionality. The system supports interaction with </w:t>
+        <w:t xml:space="preserve">The scope of this project is deliberately defined to ensure technical feasibility, focused development, and reliable performance while delivering meaningful and practical functionality to end users. The system is designed as a </w:t>
       </w:r>
       <w:r>
         <w:rPr>
@@ -1979,32 +2014,56 @@
           <w:bCs/>
           <w:color w:val="000000" w:themeColor="text1"/>
         </w:rPr>
-        <w:t>single, text-based PDF documents</w:t>
-      </w:r>
-      <w:r>
-        <w:rPr>
-          <w:color w:val="000000" w:themeColor="text1"/>
-        </w:rPr>
-        <w:t xml:space="preserve"> and enables users to query their contents through a conversational interface. The application operates entirely offline and does not depend on cloud-based APIs or external services, making it suitable for privacy-sensitive domains. The project does not include optical character recognition (OCR) for scanned or image-only PDFs, nor does it support multi-document retrieval or large-scale knowledge bases. The system is primarily intended for use in domains such as education, legal analysis, research assistance, and compliance verification, where accuracy, transparency, and accountability are essential.</w:t>
-      </w:r>
-    </w:p>
-    <w:p>
-      <w:pPr>
-        <w:pStyle w:val="NormalWeb"/>
-        <w:spacing w:line="360" w:lineRule="auto"/>
+        <w:t>single-document, offline conversational question-answering application</w:t>
+      </w:r>
+      <w:r>
+        <w:rPr>
+          <w:color w:val="000000" w:themeColor="text1"/>
+        </w:rPr>
+        <w:t xml:space="preserve"> that enables users to interact with the contents of a </w:t>
+      </w:r>
+      <w:r>
         <w:rPr>
           <w:b/>
           <w:bCs/>
           <w:color w:val="000000" w:themeColor="text1"/>
         </w:rPr>
-      </w:pPr>
+        <w:t>text-based PDF document</w:t>
+      </w:r>
+      <w:r>
+        <w:rPr>
+          <w:color w:val="000000" w:themeColor="text1"/>
+        </w:rPr>
+        <w:t xml:space="preserve"> through a natural language interface.</w:t>
+      </w:r>
+    </w:p>
+    <w:p>
+      <w:pPr>
+        <w:pStyle w:val="NormalWeb"/>
+        <w:spacing w:line="360" w:lineRule="auto"/>
+        <w:rPr>
+          <w:color w:val="000000" w:themeColor="text1"/>
+        </w:rPr>
+      </w:pPr>
+      <w:r>
+        <w:rPr>
+          <w:color w:val="000000" w:themeColor="text1"/>
+        </w:rPr>
+        <w:t xml:space="preserve">At its core, the application allows users to upload one PDF document at a time and pose questions related to its content. The system processes the textual data extracted from the document and generates context-aware responses based solely on the information contained within that document. By limiting the scope to a single document, the project emphasizes </w:t>
+      </w:r>
       <w:r>
         <w:rPr>
           <w:b/>
           <w:bCs/>
           <w:color w:val="000000" w:themeColor="text1"/>
         </w:rPr>
-        <w:t>Proposed System Objectives</w:t>
+        <w:t>precision, traceability, and explainability</w:t>
+      </w:r>
+      <w:r>
+        <w:rPr>
+          <w:color w:val="000000" w:themeColor="text1"/>
+        </w:rPr>
+        <w:t xml:space="preserve"> of responses rather than broad or open-ended information retrieval.</w:t>
       </w:r>
     </w:p>
     <w:p>
@@ -2019,7 +2078,7 @@
         <w:rPr>
           <w:color w:val="000000" w:themeColor="text1"/>
         </w:rPr>
-        <w:t xml:space="preserve">The proposed system aims to provide a </w:t>
+        <w:t xml:space="preserve">A key characteristic of the system is that it operates </w:t>
       </w:r>
       <w:r>
         <w:rPr>
@@ -2027,13 +2086,27 @@
           <w:bCs/>
           <w:color w:val="000000" w:themeColor="text1"/>
         </w:rPr>
-        <w:t>trustworthy and explainable AI-based document question-answering solution</w:t>
-      </w:r>
-      <w:r>
-        <w:rPr>
-          <w:color w:val="000000" w:themeColor="text1"/>
-        </w:rPr>
-        <w:t xml:space="preserve"> by combining offline deployment, document grounding, and evidence enforcement. It seeks to enhance user confidence in AI-generated outputs by ensuring that every response can be traced back to the original document. Additionally, the project establishes a scalable foundation that can be extended in the future to support advanced features such as multi-document querying, OCR-based document processing, domain-specific customization, and diagram or image understanding using vision-language capabilities.</w:t>
+        <w:t>entirely offline</w:t>
+      </w:r>
+      <w:r>
+        <w:rPr>
+          <w:color w:val="000000" w:themeColor="text1"/>
+        </w:rPr>
+        <w:t xml:space="preserve">, without reliance on cloud infrastructure, third-party APIs, or external services. All document processing, embedding generation, indexing, and query handling occur locally on the user’s machine. This design choice ensures </w:t>
+      </w:r>
+      <w:r>
+        <w:rPr>
+          <w:b/>
+          <w:bCs/>
+          <w:color w:val="000000" w:themeColor="text1"/>
+        </w:rPr>
+        <w:t>data privacy, security, and regulatory compliance</w:t>
+      </w:r>
+      <w:r>
+        <w:rPr>
+          <w:color w:val="000000" w:themeColor="text1"/>
+        </w:rPr>
+        <w:t>, making the system suitable for environments where sensitive or confidential information must not leave the local system, such as legal firms, academic institutions, research laboratories, and corporate compliance departments.</w:t>
       </w:r>
     </w:p>
     <w:p>
@@ -2044,6 +2117,40 @@
           <w:color w:val="000000" w:themeColor="text1"/>
         </w:rPr>
       </w:pPr>
+      <w:r>
+        <w:rPr>
+          <w:color w:val="000000" w:themeColor="text1"/>
+        </w:rPr>
+        <w:t xml:space="preserve">To maintain a clear and manageable scope, the project explicitly excludes </w:t>
+      </w:r>
+      <w:r>
+        <w:rPr>
+          <w:b/>
+          <w:bCs/>
+          <w:color w:val="000000" w:themeColor="text1"/>
+        </w:rPr>
+        <w:t>optical character recognition (OCR)</w:t>
+      </w:r>
+      <w:r>
+        <w:rPr>
+          <w:color w:val="000000" w:themeColor="text1"/>
+        </w:rPr>
+        <w:t xml:space="preserve"> capabilities. As a result, the system supports only digitally generated, text-based PDF documents and does not process scanned PDFs or image-only files. Additionally, the application does not support </w:t>
+      </w:r>
+      <w:r>
+        <w:rPr>
+          <w:b/>
+          <w:bCs/>
+          <w:color w:val="000000" w:themeColor="text1"/>
+        </w:rPr>
+        <w:t>multi-document querying</w:t>
+      </w:r>
+      <w:r>
+        <w:rPr>
+          <w:color w:val="000000" w:themeColor="text1"/>
+        </w:rPr>
+        <w:t>, cross-document reasoning, or large-scale knowledge base construction. Each session is restricted to a single PDF document to ensure deterministic behavior, reduced computational complexity, and improved accuracy.</w:t>
+      </w:r>
     </w:p>
     <w:p>
       <w:pPr>
@@ -2077,9 +2184,26 @@
         <w:pStyle w:val="NormalWeb"/>
         <w:spacing w:line="360" w:lineRule="auto"/>
         <w:rPr>
-          <w:color w:val="000000" w:themeColor="text1"/>
-        </w:rPr>
-      </w:pPr>
+          <w:b/>
+          <w:bCs/>
+          <w:color w:val="000000" w:themeColor="text1"/>
+          <w:sz w:val="36"/>
+          <w:szCs w:val="36"/>
+          <w:u w:val="single"/>
+        </w:rPr>
+      </w:pPr>
+      <w:r>
+        <w:rPr>
+          <w:b/>
+          <w:bCs/>
+          <w:color w:val="000000" w:themeColor="text1"/>
+          <w:sz w:val="36"/>
+          <w:szCs w:val="36"/>
+          <w:u w:val="single"/>
+        </w:rPr>
+        <w:lastRenderedPageBreak/>
+        <w:t>Proposed System Objectives</w:t>
+      </w:r>
     </w:p>
     <w:p>
       <w:pPr>
@@ -2089,6 +2213,26 @@
           <w:color w:val="000000" w:themeColor="text1"/>
         </w:rPr>
       </w:pPr>
+      <w:r>
+        <w:rPr>
+          <w:color w:val="000000" w:themeColor="text1"/>
+        </w:rPr>
+        <w:t xml:space="preserve">The proposed system is designed to deliver a </w:t>
+      </w:r>
+      <w:r>
+        <w:rPr>
+          <w:b/>
+          <w:bCs/>
+          <w:color w:val="000000" w:themeColor="text1"/>
+        </w:rPr>
+        <w:t>trustworthy, explainable, and privacy-preserving AI-based document question-answering solution</w:t>
+      </w:r>
+      <w:r>
+        <w:rPr>
+          <w:color w:val="000000" w:themeColor="text1"/>
+        </w:rPr>
+        <w:t xml:space="preserve"> by integrating offline deployment, strict document grounding, and evidence enforcement mechanisms. The primary objective of the system is to enable users to interact conversationally with document content while maintaining a high degree of confidence in the correctness, transparency, and reliability of AI-generated responses.</w:t>
+      </w:r>
     </w:p>
     <w:p>
       <w:pPr>
@@ -2098,6 +2242,140 @@
           <w:color w:val="000000" w:themeColor="text1"/>
         </w:rPr>
       </w:pPr>
+      <w:r>
+        <w:rPr>
+          <w:color w:val="000000" w:themeColor="text1"/>
+        </w:rPr>
+        <w:t xml:space="preserve">A central design principle of the system is </w:t>
+      </w:r>
+      <w:r>
+        <w:rPr>
+          <w:b/>
+          <w:bCs/>
+          <w:color w:val="000000" w:themeColor="text1"/>
+        </w:rPr>
+        <w:t>document grounding</w:t>
+      </w:r>
+      <w:r>
+        <w:rPr>
+          <w:color w:val="000000" w:themeColor="text1"/>
+        </w:rPr>
+        <w:t xml:space="preserve">, ensuring that all responses are derived exclusively from the content of the provided document. The system actively prevents the generation of unsupported or hallucinated information by restricting answer generation to verified document segments. To further strengthen trust, </w:t>
+      </w:r>
+      <w:r>
+        <w:rPr>
+          <w:b/>
+          <w:bCs/>
+          <w:color w:val="000000" w:themeColor="text1"/>
+        </w:rPr>
+        <w:t>evidence enforcement</w:t>
+      </w:r>
+      <w:r>
+        <w:rPr>
+          <w:color w:val="000000" w:themeColor="text1"/>
+        </w:rPr>
+        <w:t xml:space="preserve"> is applied, requiring that every response be accompanied by traceable references to the specific sections, paragraphs, or pages of the source document from which the information was extracted. This approach promotes accountability and allows users to independently verify the accuracy of the responses.</w:t>
+      </w:r>
+    </w:p>
+    <w:p>
+      <w:pPr>
+        <w:pStyle w:val="NormalWeb"/>
+        <w:spacing w:line="360" w:lineRule="auto"/>
+        <w:rPr>
+          <w:color w:val="000000" w:themeColor="text1"/>
+        </w:rPr>
+      </w:pPr>
+      <w:r>
+        <w:rPr>
+          <w:color w:val="000000" w:themeColor="text1"/>
+        </w:rPr>
+        <w:t xml:space="preserve">The system operates entirely in an </w:t>
+      </w:r>
+      <w:r>
+        <w:rPr>
+          <w:b/>
+          <w:bCs/>
+          <w:color w:val="000000" w:themeColor="text1"/>
+        </w:rPr>
+        <w:t>offline environment</w:t>
+      </w:r>
+      <w:r>
+        <w:rPr>
+          <w:color w:val="000000" w:themeColor="text1"/>
+        </w:rPr>
+        <w:t>, eliminating dependence on cloud-based services or external APIs. This architectural choice safeguards sensitive data, supports regulatory and compliance requirements, and enables deployment in secure or air-gapped environments. By executing all processing locally—including document parsing, indexing, semantic retrieval, and response generation—the system ensures full control over data handling and minimizes exposure to privacy risks.</w:t>
+      </w:r>
+    </w:p>
+    <w:p>
+      <w:pPr>
+        <w:pStyle w:val="NormalWeb"/>
+        <w:spacing w:line="360" w:lineRule="auto"/>
+        <w:rPr>
+          <w:color w:val="000000" w:themeColor="text1"/>
+        </w:rPr>
+      </w:pPr>
+      <w:r>
+        <w:rPr>
+          <w:color w:val="000000" w:themeColor="text1"/>
+        </w:rPr>
+        <w:t xml:space="preserve">Beyond its immediate functionality, the project is designed with </w:t>
+      </w:r>
+      <w:r>
+        <w:rPr>
+          <w:b/>
+          <w:bCs/>
+          <w:color w:val="000000" w:themeColor="text1"/>
+        </w:rPr>
+        <w:t>extensibility and scalability</w:t>
+      </w:r>
+      <w:r>
+        <w:rPr>
+          <w:color w:val="000000" w:themeColor="text1"/>
+        </w:rPr>
+        <w:t xml:space="preserve"> in mind. The modular architecture provides a strong foundation for future enhancements without requiring significant redesign. Potential extensions include support for </w:t>
+      </w:r>
+      <w:r>
+        <w:rPr>
+          <w:b/>
+          <w:bCs/>
+          <w:color w:val="000000" w:themeColor="text1"/>
+        </w:rPr>
+        <w:t>multi-document querying</w:t>
+      </w:r>
+      <w:r>
+        <w:rPr>
+          <w:color w:val="000000" w:themeColor="text1"/>
+        </w:rPr>
+        <w:t xml:space="preserve">, enabling users to perform comparative analysis across multiple files; </w:t>
+      </w:r>
+      <w:r>
+        <w:rPr>
+          <w:b/>
+          <w:bCs/>
+          <w:color w:val="000000" w:themeColor="text1"/>
+        </w:rPr>
+        <w:t>OCR-based document processing</w:t>
+      </w:r>
+      <w:r>
+        <w:rPr>
+          <w:color w:val="000000" w:themeColor="text1"/>
+        </w:rPr>
+        <w:t xml:space="preserve">, allowing scanned and image-based PDFs to be incorporated; and </w:t>
+      </w:r>
+      <w:r>
+        <w:rPr>
+          <w:b/>
+          <w:bCs/>
+          <w:color w:val="000000" w:themeColor="text1"/>
+        </w:rPr>
+        <w:t>domain-specific customization</w:t>
+      </w:r>
+      <w:r>
+        <w:rPr>
+          <w:color w:val="000000" w:themeColor="text1"/>
+        </w:rPr>
+        <w:t>, where models and retrieval strategies can be fine-tuned for specialized fields such as law, medicine, or finance.</w:t>
+      </w:r>
     </w:p>
     <w:p>
       <w:pPr>
@@ -6550,6 +6828,7 @@
       <w:r>
         <w:rPr>
           <w:rFonts w:ascii="Times New Roman" w:hAnsi="Times New Roman" w:cs="Times New Roman"/>
+          <w:noProof/>
           <w:color w:val="000000" w:themeColor="text1"/>
           <w:sz w:val="24"/>
           <w:szCs w:val="24"/>
@@ -6679,6 +6958,1093 @@
         <w:jc w:val="both"/>
         <w:rPr>
           <w:rFonts w:ascii="Times New Roman" w:hAnsi="Times New Roman" w:cs="Times New Roman"/>
+          <w:color w:val="000000" w:themeColor="text1"/>
+          <w:sz w:val="24"/>
+          <w:szCs w:val="24"/>
+        </w:rPr>
+      </w:pPr>
+    </w:p>
+    <w:p>
+      <w:pPr>
+        <w:spacing w:line="360" w:lineRule="auto"/>
+        <w:jc w:val="both"/>
+        <w:rPr>
+          <w:rFonts w:ascii="Times New Roman" w:hAnsi="Times New Roman" w:cs="Times New Roman"/>
+          <w:color w:val="000000" w:themeColor="text1"/>
+          <w:sz w:val="24"/>
+          <w:szCs w:val="24"/>
+        </w:rPr>
+      </w:pPr>
+    </w:p>
+    <w:p>
+      <w:pPr>
+        <w:spacing w:line="360" w:lineRule="auto"/>
+        <w:jc w:val="both"/>
+        <w:rPr>
+          <w:rFonts w:ascii="Times New Roman" w:hAnsi="Times New Roman" w:cs="Times New Roman"/>
+          <w:color w:val="000000" w:themeColor="text1"/>
+          <w:sz w:val="24"/>
+          <w:szCs w:val="24"/>
+        </w:rPr>
+      </w:pPr>
+    </w:p>
+    <w:p>
+      <w:pPr>
+        <w:spacing w:line="360" w:lineRule="auto"/>
+        <w:jc w:val="both"/>
+        <w:rPr>
+          <w:rFonts w:ascii="Times New Roman" w:hAnsi="Times New Roman" w:cs="Times New Roman"/>
+          <w:color w:val="000000" w:themeColor="text1"/>
+          <w:sz w:val="24"/>
+          <w:szCs w:val="24"/>
+        </w:rPr>
+      </w:pPr>
+    </w:p>
+    <w:p>
+      <w:pPr>
+        <w:spacing w:line="360" w:lineRule="auto"/>
+        <w:jc w:val="both"/>
+        <w:rPr>
+          <w:rFonts w:ascii="Times New Roman" w:hAnsi="Times New Roman" w:cs="Times New Roman"/>
+          <w:color w:val="000000" w:themeColor="text1"/>
+          <w:sz w:val="24"/>
+          <w:szCs w:val="24"/>
+        </w:rPr>
+      </w:pPr>
+    </w:p>
+    <w:p>
+      <w:pPr>
+        <w:spacing w:line="360" w:lineRule="auto"/>
+        <w:jc w:val="both"/>
+        <w:rPr>
+          <w:rFonts w:ascii="Times New Roman" w:hAnsi="Times New Roman" w:cs="Times New Roman"/>
+          <w:color w:val="000000" w:themeColor="text1"/>
+          <w:sz w:val="24"/>
+          <w:szCs w:val="24"/>
+        </w:rPr>
+      </w:pPr>
+    </w:p>
+    <w:p>
+      <w:pPr>
+        <w:spacing w:line="360" w:lineRule="auto"/>
+        <w:jc w:val="both"/>
+        <w:rPr>
+          <w:rFonts w:ascii="Times New Roman" w:hAnsi="Times New Roman" w:cs="Times New Roman"/>
+          <w:color w:val="000000" w:themeColor="text1"/>
+          <w:sz w:val="24"/>
+          <w:szCs w:val="24"/>
+        </w:rPr>
+      </w:pPr>
+    </w:p>
+    <w:p>
+      <w:pPr>
+        <w:spacing w:line="360" w:lineRule="auto"/>
+        <w:jc w:val="both"/>
+        <w:rPr>
+          <w:rFonts w:ascii="Times New Roman" w:hAnsi="Times New Roman" w:cs="Times New Roman"/>
+          <w:color w:val="000000" w:themeColor="text1"/>
+          <w:sz w:val="24"/>
+          <w:szCs w:val="24"/>
+        </w:rPr>
+      </w:pPr>
+    </w:p>
+    <w:p>
+      <w:pPr>
+        <w:spacing w:line="360" w:lineRule="auto"/>
+        <w:jc w:val="both"/>
+        <w:rPr>
+          <w:rFonts w:ascii="Times New Roman" w:hAnsi="Times New Roman" w:cs="Times New Roman"/>
+          <w:color w:val="000000" w:themeColor="text1"/>
+          <w:sz w:val="24"/>
+          <w:szCs w:val="24"/>
+        </w:rPr>
+      </w:pPr>
+    </w:p>
+    <w:p>
+      <w:pPr>
+        <w:spacing w:line="360" w:lineRule="auto"/>
+        <w:jc w:val="both"/>
+        <w:rPr>
+          <w:rFonts w:ascii="Times New Roman" w:hAnsi="Times New Roman" w:cs="Times New Roman"/>
+          <w:color w:val="000000" w:themeColor="text1"/>
+          <w:sz w:val="24"/>
+          <w:szCs w:val="24"/>
+        </w:rPr>
+      </w:pPr>
+    </w:p>
+    <w:p>
+      <w:pPr>
+        <w:spacing w:line="360" w:lineRule="auto"/>
+        <w:jc w:val="both"/>
+        <w:rPr>
+          <w:rFonts w:ascii="Times New Roman" w:hAnsi="Times New Roman" w:cs="Times New Roman"/>
+          <w:color w:val="000000" w:themeColor="text1"/>
+          <w:sz w:val="24"/>
+          <w:szCs w:val="24"/>
+        </w:rPr>
+      </w:pPr>
+    </w:p>
+    <w:p>
+      <w:pPr>
+        <w:spacing w:line="360" w:lineRule="auto"/>
+        <w:jc w:val="both"/>
+        <w:rPr>
+          <w:rFonts w:ascii="Times New Roman" w:hAnsi="Times New Roman" w:cs="Times New Roman"/>
+          <w:color w:val="000000" w:themeColor="text1"/>
+          <w:sz w:val="24"/>
+          <w:szCs w:val="24"/>
+        </w:rPr>
+      </w:pPr>
+    </w:p>
+    <w:p>
+      <w:pPr>
+        <w:spacing w:line="360" w:lineRule="auto"/>
+        <w:jc w:val="both"/>
+        <w:rPr>
+          <w:rFonts w:ascii="Times New Roman" w:hAnsi="Times New Roman" w:cs="Times New Roman"/>
+          <w:b/>
+          <w:bCs/>
+          <w:color w:val="000000" w:themeColor="text1"/>
+          <w:sz w:val="36"/>
+          <w:szCs w:val="36"/>
+          <w:u w:val="single"/>
+        </w:rPr>
+      </w:pPr>
+      <w:r>
+        <w:rPr>
+          <w:rFonts w:ascii="Times New Roman" w:hAnsi="Times New Roman" w:cs="Times New Roman"/>
+          <w:b/>
+          <w:bCs/>
+          <w:color w:val="000000" w:themeColor="text1"/>
+          <w:sz w:val="36"/>
+          <w:szCs w:val="36"/>
+          <w:u w:val="single"/>
+        </w:rPr>
+        <w:lastRenderedPageBreak/>
+        <w:t>Implementation</w:t>
+      </w:r>
+    </w:p>
+    <w:p>
+      <w:pPr>
+        <w:spacing w:line="360" w:lineRule="auto"/>
+        <w:jc w:val="both"/>
+        <w:rPr>
+          <w:rFonts w:ascii="Times New Roman" w:hAnsi="Times New Roman" w:cs="Times New Roman"/>
+          <w:b/>
+          <w:bCs/>
+          <w:color w:val="000000" w:themeColor="text1"/>
+          <w:sz w:val="36"/>
+          <w:szCs w:val="36"/>
+          <w:u w:val="single"/>
+        </w:rPr>
+      </w:pPr>
+    </w:p>
+    <w:p>
+      <w:pPr>
+        <w:pStyle w:val="ListParagraph"/>
+        <w:numPr>
+          <w:ilvl w:val="1"/>
+          <w:numId w:val="47"/>
+        </w:numPr>
+        <w:spacing w:line="360" w:lineRule="auto"/>
+        <w:jc w:val="both"/>
+        <w:rPr>
+          <w:rFonts w:ascii="Times New Roman" w:hAnsi="Times New Roman" w:cs="Times New Roman"/>
+          <w:color w:val="000000" w:themeColor="text1"/>
+          <w:sz w:val="24"/>
+          <w:szCs w:val="24"/>
+          <w:u w:val="single"/>
+        </w:rPr>
+      </w:pPr>
+      <w:r>
+        <w:rPr>
+          <w:rFonts w:ascii="Times New Roman" w:hAnsi="Times New Roman" w:cs="Times New Roman"/>
+          <w:color w:val="000000" w:themeColor="text1"/>
+          <w:sz w:val="24"/>
+          <w:szCs w:val="24"/>
+          <w:u w:val="single"/>
+        </w:rPr>
+        <w:t>Login and Registration page with Glassmorphism UI</w:t>
+      </w:r>
+    </w:p>
+    <w:p>
+      <w:pPr>
+        <w:spacing w:line="360" w:lineRule="auto"/>
+        <w:jc w:val="both"/>
+        <w:rPr>
+          <w:rFonts w:ascii="Times New Roman" w:hAnsi="Times New Roman" w:cs="Times New Roman"/>
+          <w:b/>
+          <w:bCs/>
+          <w:color w:val="000000" w:themeColor="text1"/>
+          <w:sz w:val="36"/>
+          <w:szCs w:val="36"/>
+          <w:u w:val="single"/>
+        </w:rPr>
+      </w:pPr>
+      <w:r>
+        <w:rPr>
+          <w:rFonts w:ascii="Times New Roman" w:hAnsi="Times New Roman" w:cs="Times New Roman"/>
+          <w:color w:val="000000" w:themeColor="text1"/>
+          <w:sz w:val="36"/>
+          <w:szCs w:val="36"/>
+        </w:rPr>
+        <w:drawing>
+          <wp:inline distT="0" distB="0" distL="0" distR="0" wp14:anchorId="2F62FC9D" wp14:editId="77DBAA86">
+            <wp:extent cx="2979420" cy="3265487"/>
+            <wp:effectExtent l="0" t="0" r="0" b="0"/>
+            <wp:docPr id="1067926028" name="Picture 1"/>
+            <wp:cNvGraphicFramePr>
+              <a:graphicFrameLocks xmlns:a="http://schemas.openxmlformats.org/drawingml/2006/main" noChangeAspect="1"/>
+            </wp:cNvGraphicFramePr>
+            <a:graphic xmlns:a="http://schemas.openxmlformats.org/drawingml/2006/main">
+              <a:graphicData uri="http://schemas.openxmlformats.org/drawingml/2006/picture">
+                <pic:pic xmlns:pic="http://schemas.openxmlformats.org/drawingml/2006/picture">
+                  <pic:nvPicPr>
+                    <pic:cNvPr id="1067926028" name=""/>
+                    <pic:cNvPicPr/>
+                  </pic:nvPicPr>
+                  <pic:blipFill>
+                    <a:blip r:embed="rId13"/>
+                    <a:stretch>
+                      <a:fillRect/>
+                    </a:stretch>
+                  </pic:blipFill>
+                  <pic:spPr>
+                    <a:xfrm>
+                      <a:off x="0" y="0"/>
+                      <a:ext cx="2984783" cy="3271365"/>
+                    </a:xfrm>
+                    <a:prstGeom prst="rect">
+                      <a:avLst/>
+                    </a:prstGeom>
+                  </pic:spPr>
+                </pic:pic>
+              </a:graphicData>
+            </a:graphic>
+          </wp:inline>
+        </w:drawing>
+      </w:r>
+    </w:p>
+    <w:p>
+      <w:pPr>
+        <w:spacing w:line="360" w:lineRule="auto"/>
+        <w:jc w:val="both"/>
+        <w:rPr>
+          <w:rFonts w:ascii="Times New Roman" w:hAnsi="Times New Roman" w:cs="Times New Roman"/>
+          <w:b/>
+          <w:bCs/>
+          <w:color w:val="000000" w:themeColor="text1"/>
+          <w:sz w:val="36"/>
+          <w:szCs w:val="36"/>
+          <w:u w:val="single"/>
+        </w:rPr>
+      </w:pPr>
+    </w:p>
+    <w:p>
+      <w:pPr>
+        <w:pStyle w:val="ListParagraph"/>
+        <w:numPr>
+          <w:ilvl w:val="1"/>
+          <w:numId w:val="47"/>
+        </w:numPr>
+        <w:spacing w:line="360" w:lineRule="auto"/>
+        <w:jc w:val="both"/>
+        <w:rPr>
+          <w:rFonts w:ascii="Times New Roman" w:hAnsi="Times New Roman" w:cs="Times New Roman"/>
+          <w:color w:val="000000" w:themeColor="text1"/>
+          <w:sz w:val="36"/>
+          <w:szCs w:val="36"/>
+          <w:u w:val="single"/>
+        </w:rPr>
+      </w:pPr>
+      <w:r>
+        <w:rPr>
+          <w:rFonts w:ascii="Times New Roman" w:hAnsi="Times New Roman" w:cs="Times New Roman"/>
+          <w:color w:val="000000" w:themeColor="text1"/>
+          <w:sz w:val="36"/>
+          <w:szCs w:val="36"/>
+          <w:u w:val="single"/>
+        </w:rPr>
+        <w:t>PDF Chat Interface</w:t>
+      </w:r>
+    </w:p>
+    <w:p>
+      <w:pPr>
+        <w:spacing w:line="360" w:lineRule="auto"/>
+        <w:jc w:val="both"/>
+        <w:rPr>
+          <w:rFonts w:ascii="Times New Roman" w:hAnsi="Times New Roman" w:cs="Times New Roman"/>
+          <w:color w:val="000000" w:themeColor="text1"/>
+          <w:sz w:val="24"/>
+          <w:szCs w:val="24"/>
+        </w:rPr>
+      </w:pPr>
+    </w:p>
+    <w:p>
+      <w:pPr>
+        <w:spacing w:line="360" w:lineRule="auto"/>
+        <w:jc w:val="both"/>
+        <w:rPr>
+          <w:rFonts w:ascii="Times New Roman" w:hAnsi="Times New Roman" w:cs="Times New Roman"/>
+          <w:color w:val="000000" w:themeColor="text1"/>
+          <w:sz w:val="24"/>
+          <w:szCs w:val="24"/>
+        </w:rPr>
+      </w:pPr>
+      <w:r>
+        <w:rPr>
+          <w:rFonts w:ascii="Times New Roman" w:hAnsi="Times New Roman" w:cs="Times New Roman"/>
+          <w:color w:val="000000" w:themeColor="text1"/>
+          <w:sz w:val="24"/>
+          <w:szCs w:val="24"/>
+        </w:rPr>
+        <w:drawing>
+          <wp:inline distT="0" distB="0" distL="0" distR="0" wp14:anchorId="25E068D7" wp14:editId="5D72FF7D">
+            <wp:extent cx="5835650" cy="2955925"/>
+            <wp:effectExtent l="0" t="0" r="0" b="0"/>
+            <wp:docPr id="1155530874" name="Picture 1"/>
+            <wp:cNvGraphicFramePr>
+              <a:graphicFrameLocks xmlns:a="http://schemas.openxmlformats.org/drawingml/2006/main" noChangeAspect="1"/>
+            </wp:cNvGraphicFramePr>
+            <a:graphic xmlns:a="http://schemas.openxmlformats.org/drawingml/2006/main">
+              <a:graphicData uri="http://schemas.openxmlformats.org/drawingml/2006/picture">
+                <pic:pic xmlns:pic="http://schemas.openxmlformats.org/drawingml/2006/picture">
+                  <pic:nvPicPr>
+                    <pic:cNvPr id="1155530874" name=""/>
+                    <pic:cNvPicPr/>
+                  </pic:nvPicPr>
+                  <pic:blipFill>
+                    <a:blip r:embed="rId14"/>
+                    <a:stretch>
+                      <a:fillRect/>
+                    </a:stretch>
+                  </pic:blipFill>
+                  <pic:spPr>
+                    <a:xfrm>
+                      <a:off x="0" y="0"/>
+                      <a:ext cx="5835650" cy="2955925"/>
+                    </a:xfrm>
+                    <a:prstGeom prst="rect">
+                      <a:avLst/>
+                    </a:prstGeom>
+                  </pic:spPr>
+                </pic:pic>
+              </a:graphicData>
+            </a:graphic>
+          </wp:inline>
+        </w:drawing>
+      </w:r>
+    </w:p>
+    <w:p>
+      <w:pPr>
+        <w:spacing w:line="360" w:lineRule="auto"/>
+        <w:jc w:val="both"/>
+        <w:rPr>
+          <w:rFonts w:ascii="Times New Roman" w:hAnsi="Times New Roman" w:cs="Times New Roman"/>
+          <w:color w:val="000000" w:themeColor="text1"/>
+          <w:sz w:val="24"/>
+          <w:szCs w:val="24"/>
+        </w:rPr>
+      </w:pPr>
+    </w:p>
+    <w:p>
+      <w:pPr>
+        <w:pStyle w:val="ListParagraph"/>
+        <w:numPr>
+          <w:ilvl w:val="1"/>
+          <w:numId w:val="47"/>
+        </w:numPr>
+        <w:spacing w:line="360" w:lineRule="auto"/>
+        <w:jc w:val="both"/>
+        <w:rPr>
+          <w:rFonts w:ascii="Times New Roman" w:hAnsi="Times New Roman" w:cs="Times New Roman"/>
+          <w:color w:val="000000" w:themeColor="text1"/>
+          <w:sz w:val="24"/>
+          <w:szCs w:val="24"/>
+        </w:rPr>
+      </w:pPr>
+      <w:r>
+        <w:rPr>
+          <w:rFonts w:ascii="Times New Roman" w:hAnsi="Times New Roman" w:cs="Times New Roman"/>
+          <w:color w:val="000000" w:themeColor="text1"/>
+          <w:sz w:val="24"/>
+          <w:szCs w:val="24"/>
+        </w:rPr>
+        <w:lastRenderedPageBreak/>
+        <w:t>Audio Summary with Playback Controls</w:t>
+      </w:r>
+    </w:p>
+    <w:p>
+      <w:pPr>
+        <w:spacing w:line="360" w:lineRule="auto"/>
+        <w:jc w:val="both"/>
+        <w:rPr>
+          <w:rFonts w:ascii="Times New Roman" w:hAnsi="Times New Roman" w:cs="Times New Roman"/>
+          <w:color w:val="000000" w:themeColor="text1"/>
+          <w:sz w:val="24"/>
+          <w:szCs w:val="24"/>
+        </w:rPr>
+      </w:pPr>
+      <w:r>
+        <w:rPr>
+          <w:rFonts w:ascii="Times New Roman" w:hAnsi="Times New Roman" w:cs="Times New Roman"/>
+          <w:color w:val="000000" w:themeColor="text1"/>
+          <w:sz w:val="24"/>
+          <w:szCs w:val="24"/>
+        </w:rPr>
+        <w:drawing>
+          <wp:inline distT="0" distB="0" distL="0" distR="0" wp14:anchorId="490A686D" wp14:editId="7901FD64">
+            <wp:extent cx="5835650" cy="2019300"/>
+            <wp:effectExtent l="0" t="0" r="0" b="0"/>
+            <wp:docPr id="964672411" name="Picture 1"/>
+            <wp:cNvGraphicFramePr>
+              <a:graphicFrameLocks xmlns:a="http://schemas.openxmlformats.org/drawingml/2006/main" noChangeAspect="1"/>
+            </wp:cNvGraphicFramePr>
+            <a:graphic xmlns:a="http://schemas.openxmlformats.org/drawingml/2006/main">
+              <a:graphicData uri="http://schemas.openxmlformats.org/drawingml/2006/picture">
+                <pic:pic xmlns:pic="http://schemas.openxmlformats.org/drawingml/2006/picture">
+                  <pic:nvPicPr>
+                    <pic:cNvPr id="964672411" name=""/>
+                    <pic:cNvPicPr/>
+                  </pic:nvPicPr>
+                  <pic:blipFill>
+                    <a:blip r:embed="rId15"/>
+                    <a:stretch>
+                      <a:fillRect/>
+                    </a:stretch>
+                  </pic:blipFill>
+                  <pic:spPr>
+                    <a:xfrm>
+                      <a:off x="0" y="0"/>
+                      <a:ext cx="5835650" cy="2019300"/>
+                    </a:xfrm>
+                    <a:prstGeom prst="rect">
+                      <a:avLst/>
+                    </a:prstGeom>
+                  </pic:spPr>
+                </pic:pic>
+              </a:graphicData>
+            </a:graphic>
+          </wp:inline>
+        </w:drawing>
+      </w:r>
+    </w:p>
+    <w:p>
+      <w:pPr>
+        <w:spacing w:line="360" w:lineRule="auto"/>
+        <w:jc w:val="both"/>
+        <w:rPr>
+          <w:rFonts w:ascii="Times New Roman" w:hAnsi="Times New Roman" w:cs="Times New Roman"/>
+          <w:color w:val="000000" w:themeColor="text1"/>
+          <w:sz w:val="24"/>
+          <w:szCs w:val="24"/>
+        </w:rPr>
+      </w:pPr>
+    </w:p>
+    <w:p>
+      <w:pPr>
+        <w:spacing w:line="360" w:lineRule="auto"/>
+        <w:jc w:val="both"/>
+        <w:rPr>
+          <w:rFonts w:ascii="Times New Roman" w:hAnsi="Times New Roman" w:cs="Times New Roman"/>
+          <w:color w:val="000000" w:themeColor="text1"/>
+          <w:sz w:val="24"/>
+          <w:szCs w:val="24"/>
+        </w:rPr>
+      </w:pPr>
+    </w:p>
+    <w:p>
+      <w:pPr>
+        <w:pStyle w:val="ListParagraph"/>
+        <w:numPr>
+          <w:ilvl w:val="1"/>
+          <w:numId w:val="47"/>
+        </w:numPr>
+        <w:spacing w:line="360" w:lineRule="auto"/>
+        <w:jc w:val="both"/>
+        <w:rPr>
+          <w:rFonts w:ascii="Times New Roman" w:hAnsi="Times New Roman" w:cs="Times New Roman"/>
+          <w:color w:val="000000" w:themeColor="text1"/>
+          <w:sz w:val="24"/>
+          <w:szCs w:val="24"/>
+        </w:rPr>
+      </w:pPr>
+      <w:r>
+        <w:rPr>
+          <w:rFonts w:ascii="Times New Roman" w:hAnsi="Times New Roman" w:cs="Times New Roman"/>
+          <w:color w:val="000000" w:themeColor="text1"/>
+          <w:sz w:val="24"/>
+          <w:szCs w:val="24"/>
+        </w:rPr>
+        <w:t>PDF Quiz</w:t>
+      </w:r>
+    </w:p>
+    <w:p>
+      <w:pPr>
+        <w:spacing w:line="360" w:lineRule="auto"/>
+        <w:jc w:val="both"/>
+        <w:rPr>
+          <w:rFonts w:ascii="Times New Roman" w:hAnsi="Times New Roman" w:cs="Times New Roman"/>
+          <w:color w:val="000000" w:themeColor="text1"/>
+          <w:sz w:val="24"/>
+          <w:szCs w:val="24"/>
+        </w:rPr>
+      </w:pPr>
+      <w:r>
+        <w:rPr>
+          <w:rFonts w:ascii="Times New Roman" w:hAnsi="Times New Roman" w:cs="Times New Roman"/>
+          <w:color w:val="000000" w:themeColor="text1"/>
+          <w:sz w:val="24"/>
+          <w:szCs w:val="24"/>
+        </w:rPr>
+        <w:drawing>
+          <wp:inline distT="0" distB="0" distL="0" distR="0" wp14:anchorId="50C7F2F7" wp14:editId="32123E3A">
+            <wp:extent cx="5835650" cy="2026920"/>
+            <wp:effectExtent l="0" t="0" r="0" b="0"/>
+            <wp:docPr id="690690508" name="Picture 1"/>
+            <wp:cNvGraphicFramePr>
+              <a:graphicFrameLocks xmlns:a="http://schemas.openxmlformats.org/drawingml/2006/main" noChangeAspect="1"/>
+            </wp:cNvGraphicFramePr>
+            <a:graphic xmlns:a="http://schemas.openxmlformats.org/drawingml/2006/main">
+              <a:graphicData uri="http://schemas.openxmlformats.org/drawingml/2006/picture">
+                <pic:pic xmlns:pic="http://schemas.openxmlformats.org/drawingml/2006/picture">
+                  <pic:nvPicPr>
+                    <pic:cNvPr id="690690508" name=""/>
+                    <pic:cNvPicPr/>
+                  </pic:nvPicPr>
+                  <pic:blipFill>
+                    <a:blip r:embed="rId16"/>
+                    <a:stretch>
+                      <a:fillRect/>
+                    </a:stretch>
+                  </pic:blipFill>
+                  <pic:spPr>
+                    <a:xfrm>
+                      <a:off x="0" y="0"/>
+                      <a:ext cx="5835650" cy="2026920"/>
+                    </a:xfrm>
+                    <a:prstGeom prst="rect">
+                      <a:avLst/>
+                    </a:prstGeom>
+                  </pic:spPr>
+                </pic:pic>
+              </a:graphicData>
+            </a:graphic>
+          </wp:inline>
+        </w:drawing>
+      </w:r>
+    </w:p>
+    <w:p>
+      <w:pPr>
+        <w:spacing w:line="360" w:lineRule="auto"/>
+        <w:jc w:val="both"/>
+        <w:rPr>
+          <w:rFonts w:ascii="Times New Roman" w:hAnsi="Times New Roman" w:cs="Times New Roman"/>
+          <w:color w:val="000000" w:themeColor="text1"/>
+          <w:sz w:val="24"/>
+          <w:szCs w:val="24"/>
+        </w:rPr>
+      </w:pPr>
+    </w:p>
+    <w:p>
+      <w:pPr>
+        <w:pStyle w:val="ListParagraph"/>
+        <w:numPr>
+          <w:ilvl w:val="1"/>
+          <w:numId w:val="47"/>
+        </w:numPr>
+        <w:spacing w:line="360" w:lineRule="auto"/>
+        <w:jc w:val="both"/>
+        <w:rPr>
+          <w:rFonts w:ascii="Times New Roman" w:hAnsi="Times New Roman" w:cs="Times New Roman"/>
+          <w:color w:val="000000" w:themeColor="text1"/>
+          <w:sz w:val="24"/>
+          <w:szCs w:val="24"/>
+        </w:rPr>
+      </w:pPr>
+      <w:r>
+        <w:rPr>
+          <w:rFonts w:ascii="Times New Roman" w:hAnsi="Times New Roman" w:cs="Times New Roman"/>
+          <w:color w:val="000000" w:themeColor="text1"/>
+          <w:sz w:val="24"/>
+          <w:szCs w:val="24"/>
+        </w:rPr>
+        <w:t>Knowledge Graph</w:t>
+      </w:r>
+    </w:p>
+    <w:p>
+      <w:pPr>
+        <w:spacing w:line="360" w:lineRule="auto"/>
+        <w:jc w:val="both"/>
+        <w:rPr>
+          <w:rFonts w:ascii="Times New Roman" w:hAnsi="Times New Roman" w:cs="Times New Roman"/>
+          <w:color w:val="000000" w:themeColor="text1"/>
+          <w:sz w:val="24"/>
+          <w:szCs w:val="24"/>
+        </w:rPr>
+      </w:pPr>
+      <w:r>
+        <w:rPr>
+          <w:rFonts w:ascii="Times New Roman" w:hAnsi="Times New Roman" w:cs="Times New Roman"/>
+          <w:color w:val="000000" w:themeColor="text1"/>
+          <w:sz w:val="24"/>
+          <w:szCs w:val="24"/>
+        </w:rPr>
+        <w:drawing>
+          <wp:inline distT="0" distB="0" distL="0" distR="0" wp14:anchorId="16502902" wp14:editId="2F9F6D89">
+            <wp:extent cx="5835650" cy="2943860"/>
+            <wp:effectExtent l="0" t="0" r="0" b="8890"/>
+            <wp:docPr id="1997818318" name="Picture 1"/>
+            <wp:cNvGraphicFramePr>
+              <a:graphicFrameLocks xmlns:a="http://schemas.openxmlformats.org/drawingml/2006/main" noChangeAspect="1"/>
+            </wp:cNvGraphicFramePr>
+            <a:graphic xmlns:a="http://schemas.openxmlformats.org/drawingml/2006/main">
+              <a:graphicData uri="http://schemas.openxmlformats.org/drawingml/2006/picture">
+                <pic:pic xmlns:pic="http://schemas.openxmlformats.org/drawingml/2006/picture">
+                  <pic:nvPicPr>
+                    <pic:cNvPr id="1997818318" name=""/>
+                    <pic:cNvPicPr/>
+                  </pic:nvPicPr>
+                  <pic:blipFill>
+                    <a:blip r:embed="rId17"/>
+                    <a:stretch>
+                      <a:fillRect/>
+                    </a:stretch>
+                  </pic:blipFill>
+                  <pic:spPr>
+                    <a:xfrm>
+                      <a:off x="0" y="0"/>
+                      <a:ext cx="5835650" cy="2943860"/>
+                    </a:xfrm>
+                    <a:prstGeom prst="rect">
+                      <a:avLst/>
+                    </a:prstGeom>
+                  </pic:spPr>
+                </pic:pic>
+              </a:graphicData>
+            </a:graphic>
+          </wp:inline>
+        </w:drawing>
+      </w:r>
+    </w:p>
+    <w:p>
+      <w:pPr>
+        <w:pStyle w:val="ListParagraph"/>
+        <w:numPr>
+          <w:ilvl w:val="1"/>
+          <w:numId w:val="47"/>
+        </w:numPr>
+        <w:spacing w:line="360" w:lineRule="auto"/>
+        <w:jc w:val="both"/>
+        <w:rPr>
+          <w:rFonts w:ascii="Times New Roman" w:hAnsi="Times New Roman" w:cs="Times New Roman"/>
+          <w:color w:val="000000" w:themeColor="text1"/>
+          <w:sz w:val="24"/>
+          <w:szCs w:val="24"/>
+        </w:rPr>
+      </w:pPr>
+      <w:r>
+        <w:lastRenderedPageBreak/>
+        <w:t>YouTube</w:t>
+      </w:r>
+      <w:r>
+        <w:rPr>
+          <w:spacing w:val="-8"/>
+        </w:rPr>
+        <w:t xml:space="preserve"> </w:t>
+      </w:r>
+      <w:r>
+        <w:t>Video</w:t>
+      </w:r>
+      <w:r>
+        <w:rPr>
+          <w:spacing w:val="-9"/>
+        </w:rPr>
+        <w:t xml:space="preserve"> </w:t>
+      </w:r>
+      <w:r>
+        <w:t>Assistant</w:t>
+      </w:r>
+      <w:r>
+        <w:rPr>
+          <w:spacing w:val="-8"/>
+        </w:rPr>
+        <w:t xml:space="preserve"> </w:t>
+      </w:r>
+      <w:r>
+        <w:t>with</w:t>
+      </w:r>
+      <w:r>
+        <w:rPr>
+          <w:spacing w:val="-8"/>
+        </w:rPr>
+        <w:t xml:space="preserve"> </w:t>
+      </w:r>
+      <w:r>
+        <w:t>Transcript-Based</w:t>
+      </w:r>
+      <w:r>
+        <w:rPr>
+          <w:spacing w:val="-8"/>
+        </w:rPr>
+        <w:t xml:space="preserve"> </w:t>
+      </w:r>
+      <w:r>
+        <w:rPr>
+          <w:spacing w:val="-4"/>
+        </w:rPr>
+        <w:t>Chat</w:t>
+      </w:r>
+    </w:p>
+    <w:p>
+      <w:pPr>
+        <w:spacing w:line="360" w:lineRule="auto"/>
+        <w:jc w:val="both"/>
+        <w:rPr>
+          <w:rFonts w:ascii="Times New Roman" w:hAnsi="Times New Roman" w:cs="Times New Roman"/>
+          <w:color w:val="000000" w:themeColor="text1"/>
+          <w:sz w:val="24"/>
+          <w:szCs w:val="24"/>
+        </w:rPr>
+      </w:pPr>
+    </w:p>
+    <w:p>
+      <w:pPr>
+        <w:spacing w:line="360" w:lineRule="auto"/>
+        <w:jc w:val="both"/>
+        <w:rPr>
+          <w:rFonts w:ascii="Times New Roman" w:hAnsi="Times New Roman" w:cs="Times New Roman"/>
+          <w:color w:val="000000" w:themeColor="text1"/>
+          <w:sz w:val="24"/>
+          <w:szCs w:val="24"/>
+        </w:rPr>
+      </w:pPr>
+      <w:r>
+        <w:rPr>
+          <w:rFonts w:ascii="Times New Roman" w:hAnsi="Times New Roman" w:cs="Times New Roman"/>
+          <w:color w:val="000000" w:themeColor="text1"/>
+          <w:sz w:val="24"/>
+          <w:szCs w:val="24"/>
+        </w:rPr>
+        <w:drawing>
+          <wp:inline distT="0" distB="0" distL="0" distR="0" wp14:anchorId="6D42F26B" wp14:editId="12E9783D">
+            <wp:extent cx="5554980" cy="2346960"/>
+            <wp:effectExtent l="0" t="0" r="7620" b="0"/>
+            <wp:docPr id="157054826" name="Picture 1"/>
+            <wp:cNvGraphicFramePr>
+              <a:graphicFrameLocks xmlns:a="http://schemas.openxmlformats.org/drawingml/2006/main" noChangeAspect="1"/>
+            </wp:cNvGraphicFramePr>
+            <a:graphic xmlns:a="http://schemas.openxmlformats.org/drawingml/2006/main">
+              <a:graphicData uri="http://schemas.openxmlformats.org/drawingml/2006/picture">
+                <pic:pic xmlns:pic="http://schemas.openxmlformats.org/drawingml/2006/picture">
+                  <pic:nvPicPr>
+                    <pic:cNvPr id="157054826" name=""/>
+                    <pic:cNvPicPr/>
+                  </pic:nvPicPr>
+                  <pic:blipFill>
+                    <a:blip r:embed="rId18"/>
+                    <a:stretch>
+                      <a:fillRect/>
+                    </a:stretch>
+                  </pic:blipFill>
+                  <pic:spPr>
+                    <a:xfrm>
+                      <a:off x="0" y="0"/>
+                      <a:ext cx="5554980" cy="2346960"/>
+                    </a:xfrm>
+                    <a:prstGeom prst="rect">
+                      <a:avLst/>
+                    </a:prstGeom>
+                  </pic:spPr>
+                </pic:pic>
+              </a:graphicData>
+            </a:graphic>
+          </wp:inline>
+        </w:drawing>
+      </w:r>
+    </w:p>
+    <w:p>
+      <w:pPr>
+        <w:pStyle w:val="ListParagraph"/>
+        <w:numPr>
+          <w:ilvl w:val="1"/>
+          <w:numId w:val="47"/>
+        </w:numPr>
+        <w:spacing w:line="360" w:lineRule="auto"/>
+        <w:jc w:val="both"/>
+        <w:rPr>
+          <w:rFonts w:ascii="Times New Roman" w:hAnsi="Times New Roman" w:cs="Times New Roman"/>
+          <w:color w:val="000000" w:themeColor="text1"/>
+          <w:sz w:val="24"/>
+          <w:szCs w:val="24"/>
+        </w:rPr>
+      </w:pPr>
+      <w:r>
+        <w:t>Telegram</w:t>
+      </w:r>
+      <w:r>
+        <w:rPr>
+          <w:spacing w:val="-3"/>
+        </w:rPr>
+        <w:t xml:space="preserve"> </w:t>
+      </w:r>
+      <w:r>
+        <w:t>Bot</w:t>
+      </w:r>
+      <w:r>
+        <w:rPr>
+          <w:spacing w:val="-2"/>
+        </w:rPr>
+        <w:t xml:space="preserve"> </w:t>
+      </w:r>
+      <w:r>
+        <w:t>Interface</w:t>
+      </w:r>
+      <w:r>
+        <w:rPr>
+          <w:spacing w:val="-3"/>
+        </w:rPr>
+        <w:t xml:space="preserve"> </w:t>
+      </w:r>
+      <w:r>
+        <w:t>for</w:t>
+      </w:r>
+      <w:r>
+        <w:rPr>
+          <w:spacing w:val="-2"/>
+        </w:rPr>
+        <w:t xml:space="preserve"> </w:t>
+      </w:r>
+      <w:r>
+        <w:t>PDF</w:t>
+      </w:r>
+      <w:r>
+        <w:rPr>
+          <w:spacing w:val="-2"/>
+        </w:rPr>
+        <w:t xml:space="preserve"> Analysis</w:t>
+      </w:r>
+    </w:p>
+    <w:p>
+      <w:pPr>
+        <w:spacing w:line="360" w:lineRule="auto"/>
+        <w:jc w:val="both"/>
+        <w:rPr>
+          <w:rFonts w:ascii="Times New Roman" w:hAnsi="Times New Roman" w:cs="Times New Roman"/>
+          <w:color w:val="000000" w:themeColor="text1"/>
+          <w:sz w:val="24"/>
+          <w:szCs w:val="24"/>
+        </w:rPr>
+      </w:pPr>
+      <w:r>
+        <w:rPr>
+          <w:rFonts w:ascii="Times New Roman" w:hAnsi="Times New Roman" w:cs="Times New Roman"/>
+          <w:color w:val="000000" w:themeColor="text1"/>
+          <w:sz w:val="24"/>
+          <w:szCs w:val="24"/>
+        </w:rPr>
+        <w:drawing>
+          <wp:inline distT="0" distB="0" distL="0" distR="0" wp14:anchorId="1CD55EC7" wp14:editId="34583F11">
+            <wp:extent cx="5394299" cy="2476500"/>
+            <wp:effectExtent l="0" t="0" r="0" b="0"/>
+            <wp:docPr id="1092517063" name="Picture 1"/>
+            <wp:cNvGraphicFramePr>
+              <a:graphicFrameLocks xmlns:a="http://schemas.openxmlformats.org/drawingml/2006/main" noChangeAspect="1"/>
+            </wp:cNvGraphicFramePr>
+            <a:graphic xmlns:a="http://schemas.openxmlformats.org/drawingml/2006/main">
+              <a:graphicData uri="http://schemas.openxmlformats.org/drawingml/2006/picture">
+                <pic:pic xmlns:pic="http://schemas.openxmlformats.org/drawingml/2006/picture">
+                  <pic:nvPicPr>
+                    <pic:cNvPr id="1092517063" name=""/>
+                    <pic:cNvPicPr/>
+                  </pic:nvPicPr>
+                  <pic:blipFill>
+                    <a:blip r:embed="rId19"/>
+                    <a:stretch>
+                      <a:fillRect/>
+                    </a:stretch>
+                  </pic:blipFill>
+                  <pic:spPr>
+                    <a:xfrm>
+                      <a:off x="0" y="0"/>
+                      <a:ext cx="5408678" cy="2483101"/>
+                    </a:xfrm>
+                    <a:prstGeom prst="rect">
+                      <a:avLst/>
+                    </a:prstGeom>
+                  </pic:spPr>
+                </pic:pic>
+              </a:graphicData>
+            </a:graphic>
+          </wp:inline>
+        </w:drawing>
+      </w:r>
+    </w:p>
+    <w:p>
+      <w:pPr>
+        <w:spacing w:line="360" w:lineRule="auto"/>
+        <w:jc w:val="both"/>
+        <w:rPr>
+          <w:rFonts w:ascii="Times New Roman" w:hAnsi="Times New Roman" w:cs="Times New Roman"/>
+          <w:color w:val="000000" w:themeColor="text1"/>
+          <w:sz w:val="24"/>
+          <w:szCs w:val="24"/>
+        </w:rPr>
+      </w:pPr>
+    </w:p>
+    <w:p>
+      <w:pPr>
+        <w:pStyle w:val="ListParagraph"/>
+        <w:numPr>
+          <w:ilvl w:val="1"/>
+          <w:numId w:val="47"/>
+        </w:numPr>
+        <w:spacing w:line="360" w:lineRule="auto"/>
+        <w:jc w:val="both"/>
+        <w:rPr>
+          <w:rFonts w:ascii="Times New Roman" w:hAnsi="Times New Roman" w:cs="Times New Roman"/>
+          <w:color w:val="000000" w:themeColor="text1"/>
+          <w:sz w:val="24"/>
+          <w:szCs w:val="24"/>
+        </w:rPr>
+      </w:pPr>
+      <w:r>
+        <w:rPr>
+          <w:rFonts w:ascii="Times New Roman" w:hAnsi="Times New Roman" w:cs="Times New Roman"/>
+          <w:color w:val="000000" w:themeColor="text1"/>
+          <w:sz w:val="24"/>
+          <w:szCs w:val="24"/>
+        </w:rPr>
+        <w:drawing>
+          <wp:anchor distT="0" distB="0" distL="114300" distR="114300" simplePos="0" relativeHeight="251659264" behindDoc="1" locked="0" layoutInCell="1" allowOverlap="1" wp14:anchorId="2777EF3B" wp14:editId="01B41B05">
+            <wp:simplePos x="0" y="0"/>
+            <wp:positionH relativeFrom="margin">
+              <wp:align>left</wp:align>
+            </wp:positionH>
+            <wp:positionV relativeFrom="paragraph">
+              <wp:posOffset>236220</wp:posOffset>
+            </wp:positionV>
+            <wp:extent cx="5379720" cy="2186940"/>
+            <wp:effectExtent l="0" t="0" r="0" b="3810"/>
+            <wp:wrapTight wrapText="bothSides">
+              <wp:wrapPolygon edited="0">
+                <wp:start x="0" y="0"/>
+                <wp:lineTo x="0" y="21449"/>
+                <wp:lineTo x="21493" y="21449"/>
+                <wp:lineTo x="21493" y="0"/>
+                <wp:lineTo x="0" y="0"/>
+              </wp:wrapPolygon>
+            </wp:wrapTight>
+            <wp:docPr id="805246822" name="Picture 1"/>
+            <wp:cNvGraphicFramePr>
+              <a:graphicFrameLocks xmlns:a="http://schemas.openxmlformats.org/drawingml/2006/main" noChangeAspect="1"/>
+            </wp:cNvGraphicFramePr>
+            <a:graphic xmlns:a="http://schemas.openxmlformats.org/drawingml/2006/main">
+              <a:graphicData uri="http://schemas.openxmlformats.org/drawingml/2006/picture">
+                <pic:pic xmlns:pic="http://schemas.openxmlformats.org/drawingml/2006/picture">
+                  <pic:nvPicPr>
+                    <pic:cNvPr id="805246822" name=""/>
+                    <pic:cNvPicPr/>
+                  </pic:nvPicPr>
+                  <pic:blipFill>
+                    <a:blip r:embed="rId20">
+                      <a:extLst>
+                        <a:ext uri="{28A0092B-C50C-407E-A947-70E740481C1C}">
+                          <a14:useLocalDpi xmlns:a14="http://schemas.microsoft.com/office/drawing/2010/main" val="0"/>
+                        </a:ext>
+                      </a:extLst>
+                    </a:blip>
+                    <a:stretch>
+                      <a:fillRect/>
+                    </a:stretch>
+                  </pic:blipFill>
+                  <pic:spPr>
+                    <a:xfrm>
+                      <a:off x="0" y="0"/>
+                      <a:ext cx="5379720" cy="2186940"/>
+                    </a:xfrm>
+                    <a:prstGeom prst="rect">
+                      <a:avLst/>
+                    </a:prstGeom>
+                  </pic:spPr>
+                </pic:pic>
+              </a:graphicData>
+            </a:graphic>
+            <wp14:sizeRelH relativeFrom="page">
+              <wp14:pctWidth>0</wp14:pctWidth>
+            </wp14:sizeRelH>
+            <wp14:sizeRelV relativeFrom="page">
+              <wp14:pctHeight>0</wp14:pctHeight>
+            </wp14:sizeRelV>
+          </wp:anchor>
+        </w:drawing>
+      </w:r>
+      <w:r>
+        <w:rPr>
+          <w:rFonts w:ascii="Times New Roman" w:hAnsi="Times New Roman" w:cs="Times New Roman"/>
+          <w:color w:val="000000" w:themeColor="text1"/>
+          <w:sz w:val="24"/>
+          <w:szCs w:val="24"/>
+        </w:rPr>
+        <w:t>Podcast Generation</w:t>
+      </w:r>
+    </w:p>
+    <w:p>
+      <w:pPr>
+        <w:pStyle w:val="ListParagraph"/>
+        <w:spacing w:line="360" w:lineRule="auto"/>
+        <w:ind w:left="1440"/>
+        <w:jc w:val="both"/>
+        <w:rPr>
+          <w:rFonts w:ascii="Times New Roman" w:hAnsi="Times New Roman" w:cs="Times New Roman"/>
+          <w:color w:val="000000" w:themeColor="text1"/>
+          <w:sz w:val="24"/>
+          <w:szCs w:val="24"/>
+        </w:rPr>
+      </w:pPr>
+    </w:p>
+    <w:p>
+      <w:pPr>
+        <w:spacing w:line="360" w:lineRule="auto"/>
+        <w:jc w:val="both"/>
+        <w:rPr>
+          <w:rFonts w:ascii="Times New Roman" w:hAnsi="Times New Roman" w:cs="Times New Roman"/>
+          <w:color w:val="000000" w:themeColor="text1"/>
+          <w:sz w:val="24"/>
+          <w:szCs w:val="24"/>
+        </w:rPr>
+      </w:pPr>
+    </w:p>
+    <w:p>
+      <w:pPr>
+        <w:spacing w:line="360" w:lineRule="auto"/>
+        <w:jc w:val="both"/>
+        <w:rPr>
+          <w:rFonts w:ascii="Times New Roman" w:hAnsi="Times New Roman" w:cs="Times New Roman"/>
+          <w:color w:val="000000" w:themeColor="text1"/>
+          <w:sz w:val="24"/>
+          <w:szCs w:val="24"/>
+        </w:rPr>
+      </w:pPr>
+    </w:p>
+    <w:p>
+      <w:pPr>
+        <w:spacing w:line="360" w:lineRule="auto"/>
+        <w:jc w:val="both"/>
+        <w:rPr>
+          <w:rFonts w:ascii="Times New Roman" w:hAnsi="Times New Roman" w:cs="Times New Roman"/>
+          <w:color w:val="000000" w:themeColor="text1"/>
+          <w:sz w:val="24"/>
+          <w:szCs w:val="24"/>
+        </w:rPr>
+      </w:pPr>
+    </w:p>
+    <w:p>
+      <w:pPr>
+        <w:spacing w:line="360" w:lineRule="auto"/>
+        <w:jc w:val="both"/>
+        <w:rPr>
+          <w:rFonts w:ascii="Times New Roman" w:hAnsi="Times New Roman" w:cs="Times New Roman"/>
           <w:b/>
           <w:bCs/>
           <w:color w:val="000000" w:themeColor="text1"/>
@@ -6687,7 +8053,11 @@
           <w:u w:val="single"/>
         </w:rPr>
       </w:pPr>
-      <w:r>
+    </w:p>
+    <w:p>
+      <w:pPr>
+        <w:spacing w:line="360" w:lineRule="auto"/>
+        <w:jc w:val="both"/>
         <w:rPr>
           <w:rFonts w:ascii="Times New Roman" w:hAnsi="Times New Roman" w:cs="Times New Roman"/>
           <w:b/>
@@ -6697,6 +8067,18 @@
           <w:szCs w:val="32"/>
           <w:u w:val="single"/>
         </w:rPr>
+      </w:pPr>
+      <w:r>
+        <w:rPr>
+          <w:rFonts w:ascii="Times New Roman" w:hAnsi="Times New Roman" w:cs="Times New Roman"/>
+          <w:b/>
+          <w:bCs/>
+          <w:color w:val="000000" w:themeColor="text1"/>
+          <w:sz w:val="32"/>
+          <w:szCs w:val="32"/>
+          <w:u w:val="single"/>
+        </w:rPr>
+        <w:lastRenderedPageBreak/>
         <w:t>SUMMARY:</w:t>
       </w:r>
     </w:p>
@@ -6727,14 +8109,7 @@
         <w:rPr>
           <w:color w:val="000000" w:themeColor="text1"/>
         </w:rPr>
-        <w:t xml:space="preserve">The proposed solution addresses key limitations observed in existing document question-answering systems, such as hallucinated responses, data privacy concerns, and internet dependency. By integrating local large language model inference with structured PDF text extraction, the system ensures that generated responses are grounded strictly in the uploaded </w:t>
-      </w:r>
-      <w:r>
-        <w:rPr>
-          <w:color w:val="000000" w:themeColor="text1"/>
-        </w:rPr>
-        <w:lastRenderedPageBreak/>
-        <w:t>document content. The use of prompt-based context injection further enhances answer accuracy while maintaining conversational continuity across multiple user interactions.</w:t>
+        <w:t>The proposed solution addresses key limitations observed in existing document question-answering systems, such as hallucinated responses, data privacy concerns, and internet dependency. By integrating local large language model inference with structured PDF text extraction, the system ensures that generated responses are grounded strictly in the uploaded document content. The use of prompt-based context injection further enhances answer accuracy while maintaining conversational continuity across multiple user interactions.</w:t>
       </w:r>
     </w:p>
     <w:p>
@@ -6781,69 +8156,6 @@
         </w:rPr>
         <w:t>In conclusion, the project successfully demonstrates a practical, secure, and scalable approach to document-based conversational AI. By combining open-source technologies, offline inference, and evidence-grounded response generation, the system contributes a cost-effective and trustworthy alternative to cloud-dependent document question-answering platforms, with potential for future enhancements such as multimodal understanding, citation-based answers, and advanced retrieval mechanisms.</w:t>
       </w:r>
-    </w:p>
-    <w:p>
-      <w:pPr>
-        <w:pStyle w:val="NormalWeb"/>
-        <w:spacing w:line="360" w:lineRule="auto"/>
-        <w:rPr>
-          <w:color w:val="000000" w:themeColor="text1"/>
-        </w:rPr>
-      </w:pPr>
-    </w:p>
-    <w:p>
-      <w:pPr>
-        <w:pStyle w:val="NormalWeb"/>
-        <w:spacing w:line="360" w:lineRule="auto"/>
-        <w:rPr>
-          <w:color w:val="000000" w:themeColor="text1"/>
-        </w:rPr>
-      </w:pPr>
-    </w:p>
-    <w:p>
-      <w:pPr>
-        <w:pStyle w:val="NormalWeb"/>
-        <w:spacing w:line="360" w:lineRule="auto"/>
-        <w:rPr>
-          <w:color w:val="000000" w:themeColor="text1"/>
-        </w:rPr>
-      </w:pPr>
-    </w:p>
-    <w:p>
-      <w:pPr>
-        <w:pStyle w:val="NormalWeb"/>
-        <w:spacing w:line="360" w:lineRule="auto"/>
-        <w:rPr>
-          <w:color w:val="000000" w:themeColor="text1"/>
-        </w:rPr>
-      </w:pPr>
-    </w:p>
-    <w:p>
-      <w:pPr>
-        <w:pStyle w:val="NormalWeb"/>
-        <w:spacing w:line="360" w:lineRule="auto"/>
-        <w:rPr>
-          <w:color w:val="000000" w:themeColor="text1"/>
-        </w:rPr>
-      </w:pPr>
-    </w:p>
-    <w:p>
-      <w:pPr>
-        <w:pStyle w:val="NormalWeb"/>
-        <w:spacing w:line="360" w:lineRule="auto"/>
-        <w:rPr>
-          <w:color w:val="000000" w:themeColor="text1"/>
-        </w:rPr>
-      </w:pPr>
-    </w:p>
-    <w:p>
-      <w:pPr>
-        <w:pStyle w:val="NormalWeb"/>
-        <w:spacing w:line="360" w:lineRule="auto"/>
-        <w:rPr>
-          <w:color w:val="000000" w:themeColor="text1"/>
-        </w:rPr>
-      </w:pPr>
     </w:p>
     <w:p>
       <w:pPr>
@@ -6937,7 +8249,7 @@
         </w:rPr>
         <w:t xml:space="preserve"> Proceedings of the 63rd Annual Meeting of the Association for Computational Linguistics. </w:t>
       </w:r>
-      <w:hyperlink r:id="rId13" w:tgtFrame="_new" w:history="1">
+      <w:hyperlink r:id="rId21" w:tgtFrame="_new" w:history="1">
         <w:r>
           <w:rPr>
             <w:rStyle w:val="Hyperlink"/>
@@ -6987,7 +8299,7 @@
         </w:rPr>
         <w:t xml:space="preserve"> Unpublished manuscript. </w:t>
       </w:r>
-      <w:hyperlink r:id="rId14" w:tgtFrame="_new" w:history="1">
+      <w:hyperlink r:id="rId22" w:tgtFrame="_new" w:history="1">
         <w:r>
           <w:rPr>
             <w:rStyle w:val="Hyperlink"/>
@@ -7047,7 +8359,7 @@
         </w:rPr>
         <w:t xml:space="preserve"> Proceedings of the 63rd Annual Meeting of the Association for Computational Linguistics (Student Research Workshop). </w:t>
       </w:r>
-      <w:hyperlink r:id="rId15" w:tgtFrame="_new" w:history="1">
+      <w:hyperlink r:id="rId23" w:tgtFrame="_new" w:history="1">
         <w:r>
           <w:rPr>
             <w:rStyle w:val="Hyperlink"/>
@@ -7117,7 +8429,7 @@
         </w:rPr>
         <w:t xml:space="preserve"> Findings of the Association for Computational Linguistics: EMNLP 2025. </w:t>
       </w:r>
-      <w:hyperlink r:id="rId16" w:tgtFrame="_new" w:history="1">
+      <w:hyperlink r:id="rId24" w:tgtFrame="_new" w:history="1">
         <w:r>
           <w:rPr>
             <w:rStyle w:val="Hyperlink"/>
@@ -7177,7 +8489,7 @@
         </w:rPr>
         <w:t xml:space="preserve"> Unpublished manuscript. </w:t>
       </w:r>
-      <w:hyperlink r:id="rId17" w:tgtFrame="_new" w:history="1">
+      <w:hyperlink r:id="rId25" w:tgtFrame="_new" w:history="1">
         <w:r>
           <w:rPr>
             <w:rStyle w:val="Hyperlink"/>
@@ -7257,7 +8569,7 @@
         </w:rPr>
         <w:t xml:space="preserve"> Unpublished manuscript. </w:t>
       </w:r>
-      <w:hyperlink r:id="rId18" w:tgtFrame="_new" w:history="1">
+      <w:hyperlink r:id="rId26" w:tgtFrame="_new" w:history="1">
         <w:r>
           <w:rPr>
             <w:rStyle w:val="Hyperlink"/>
@@ -7327,7 +8639,7 @@
         </w:rPr>
         <w:t xml:space="preserve"> Unpublished manuscript. </w:t>
       </w:r>
-      <w:hyperlink r:id="rId19" w:tgtFrame="_new" w:history="1">
+      <w:hyperlink r:id="rId27" w:tgtFrame="_new" w:history="1">
         <w:r>
           <w:rPr>
             <w:rStyle w:val="Hyperlink"/>
@@ -7404,7 +8716,7 @@
         </w:rPr>
         <w:t xml:space="preserve"> Proceedings of the EMNLP 2025 Conference. </w:t>
       </w:r>
-      <w:hyperlink r:id="rId20" w:tgtFrame="_new" w:history="1">
+      <w:hyperlink r:id="rId28" w:tgtFrame="_new" w:history="1">
         <w:r>
           <w:rPr>
             <w:rStyle w:val="Hyperlink"/>
@@ -7462,7 +8774,7 @@
         <w:noBreakHyphen/>
         <w:t xml:space="preserve">Pacific ACL 2025. </w:t>
       </w:r>
-      <w:hyperlink r:id="rId21" w:tgtFrame="_new" w:history="1">
+      <w:hyperlink r:id="rId29" w:tgtFrame="_new" w:history="1">
         <w:r>
           <w:rPr>
             <w:rStyle w:val="Hyperlink"/>
@@ -7522,7 +8834,7 @@
         </w:rPr>
         <w:t xml:space="preserve"> Unpublished manuscript. </w:t>
       </w:r>
-      <w:hyperlink r:id="rId22" w:tgtFrame="_new" w:history="1">
+      <w:hyperlink r:id="rId30" w:tgtFrame="_new" w:history="1">
         <w:r>
           <w:rPr>
             <w:rStyle w:val="Hyperlink"/>
@@ -7573,7 +8885,7 @@
         </w:rPr>
         <w:t xml:space="preserve"> Findings of EMNLP 2024. </w:t>
       </w:r>
-      <w:hyperlink r:id="rId23" w:tgtFrame="_new" w:history="1">
+      <w:hyperlink r:id="rId31" w:tgtFrame="_new" w:history="1">
         <w:r>
           <w:rPr>
             <w:rStyle w:val="Hyperlink"/>
@@ -7668,7 +8980,7 @@
         </w:rPr>
         <w:t xml:space="preserve"> NeurIPS Workshop on Generative AI for Education. </w:t>
       </w:r>
-      <w:hyperlink r:id="rId24" w:tgtFrame="_new" w:history="1">
+      <w:hyperlink r:id="rId32" w:tgtFrame="_new" w:history="1">
         <w:r>
           <w:rPr>
             <w:rStyle w:val="Hyperlink"/>
@@ -7728,7 +9040,7 @@
         </w:rPr>
         <w:t xml:space="preserve"> Unpublished manuscript. </w:t>
       </w:r>
-      <w:hyperlink r:id="rId25" w:tgtFrame="_new" w:history="1">
+      <w:hyperlink r:id="rId33" w:tgtFrame="_new" w:history="1">
         <w:r>
           <w:rPr>
             <w:rStyle w:val="Hyperlink"/>
@@ -7788,7 +9100,7 @@
         </w:rPr>
         <w:t xml:space="preserve"> EmergentMind report on groundedness in RAG systems. </w:t>
       </w:r>
-      <w:hyperlink r:id="rId26" w:tgtFrame="_new" w:history="1">
+      <w:hyperlink r:id="rId34" w:tgtFrame="_new" w:history="1">
         <w:r>
           <w:rPr>
             <w:rStyle w:val="Hyperlink"/>
@@ -7866,7 +9178,7 @@
         <w:noBreakHyphen/>
         <w:t xml:space="preserve">specific RAG frameworks. </w:t>
       </w:r>
-      <w:hyperlink r:id="rId27" w:tgtFrame="_new" w:history="1">
+      <w:hyperlink r:id="rId35" w:tgtFrame="_new" w:history="1">
         <w:r>
           <w:rPr>
             <w:rStyle w:val="Hyperlink"/>
@@ -7924,7 +9236,7 @@
       </w:pPr>
     </w:p>
     <w:sectPr>
-      <w:footerReference w:type="default" r:id="rId28"/>
+      <w:footerReference w:type="default" r:id="rId36"/>
       <w:pgSz w:w="11906" w:h="16838"/>
       <w:pgMar w:top="1440" w:right="1440" w:bottom="1440" w:left="1276" w:header="720" w:footer="720" w:gutter="0"/>
       <w:pgBorders w:offsetFrom="page">
@@ -13850,7 +15162,7 @@
   <w:abstractNum w:abstractNumId="43" w15:restartNumberingAfterBreak="0">
     <w:nsid w:val="68695AC6"/>
     <w:multiLevelType w:val="multilevel"/>
-    <w:tmpl w:val="31669384"/>
+    <w:tmpl w:val="6B2024DE"/>
     <w:lvl w:ilvl="0">
       <w:start w:val="1"/>
       <w:numFmt w:val="bullet"/>
@@ -13867,20 +15179,16 @@
         <w:sz w:val="20"/>
       </w:rPr>
     </w:lvl>
-    <w:lvl w:ilvl="1" w:tentative="1">
-      <w:start w:val="1"/>
-      <w:numFmt w:val="bullet"/>
-      <w:lvlText w:val="o"/>
-      <w:lvlJc w:val="left"/>
-      <w:pPr>
-        <w:tabs>
-          <w:tab w:val="num" w:pos="1440"/>
-        </w:tabs>
+    <w:lvl w:ilvl="1">
+      <w:start w:val="1"/>
+      <w:numFmt w:val="decimal"/>
+      <w:lvlText w:val="%2."/>
+      <w:lvlJc w:val="left"/>
+      <w:pPr>
         <w:ind w:left="1440" w:hanging="360"/>
       </w:pPr>
       <w:rPr>
-        <w:rFonts w:ascii="Courier New" w:hAnsi="Courier New" w:hint="default"/>
-        <w:sz w:val="20"/>
+        <w:rFonts w:hint="default"/>
       </w:rPr>
     </w:lvl>
     <w:lvl w:ilvl="2" w:tentative="1">
@@ -16436,7 +17744,6 @@
   <w:style w:type="character" w:default="1" w:styleId="DefaultParagraphFont">
     <w:name w:val="Default Paragraph Font"/>
     <w:uiPriority w:val="1"/>
-    <w:semiHidden/>
     <w:unhideWhenUsed/>
   </w:style>
   <w:style w:type="table" w:default="1" w:styleId="TableNormal">
